--- a/en/wisdom-stories/Bakhtiyar Sirajov/without-a-plan.docx
+++ b/en/wisdom-stories/Bakhtiyar Sirajov/without-a-plan.docx
@@ -12,7 +12,7 @@
     </w:p>
     <w:p>
       <w:r>
-        <w:t>An organization without an action plan is like a ship that knows its destination but has no chart, no chosen route, and no assigned duties for its crew. It may reach port through luck, a skillful captain, or favorable weather. But reaching port would be the result of chance, not of systematic management. Lasting success needs more than fortunate circumstances: it requires careful planning and consistent action.</w:t>
+        <w:t>An organization without an action plan is like a ship with a known destination but no chart, no chosen route, and no assigned duties for its crew. It may reach port thanks to luck, a skillful captain, or favorable weather. But that would not be the result of systematic management. Lasting success needs more than fortunate circumstances: it requires careful planning and consistent action.</w:t>
       </w:r>
     </w:p>
     <w:p>
